--- a/ibm6450/files/S1.docx
+++ b/ibm6450/files/S1.docx
@@ -259,6 +259,20 @@
         <w:rPr>
           <w:b/>
         </w:rPr>
+        <w:t>Run the hosted STAMP app first</w:t>
+      </w:r>
+      <w:r>
+        <w:t xml:space="preserve"> (Course Hub → Resources → Hosted STAMP app; your team's OpenRouter key from the Pipeline Lead). Upload your slice as a CSV, paste the Solving Work definition into the tactic fields, pick one model, Predict, and screenshot the result table. This is the pipeline you will rebuild locally in M1; seeing it run once is the point, and its labels are not your S1 numbers.</w:t>
+      </w:r>
+    </w:p>
+    <w:p>
+      <w:pPr>
+        <w:pStyle w:val="ListNumber"/>
+      </w:pPr>
+      <w:r>
+        <w:rPr>
+          <w:b/>
+        </w:rPr>
         <w:t>Paste the definition-only prompt</w:t>
       </w:r>
       <w:r>
@@ -332,7 +346,7 @@
         <w:t>Export to PDF</w:t>
       </w:r>
       <w:r>
-        <w:t xml:space="preserve"> and upload to Canvas.</w:t>
+        <w:t xml:space="preserve"> with the app screenshot in Appendix A, and upload to Canvas.</w:t>
       </w:r>
     </w:p>
     <w:p>
@@ -354,7 +368,7 @@
         <w:t xml:space="preserve">☐  </w:t>
       </w:r>
       <w:r>
-        <w:t>Template header: model, date, prompt version, slice ID</w:t>
+        <w:t>Template header: model, date, prompt version, slice ID · one screenshot of the hosted app's result table on your slice</w:t>
       </w:r>
     </w:p>
     <w:p>
